--- a/pr-preview/pr-308/algebra-trigonometry-tracked-changes.docx
+++ b/pr-preview/pr-308/algebra-trigonometry-tracked-changes.docx
@@ -18,7 +18,7 @@
       </w:pPr>
       <w:ins w:id="2" w:author="PR Preview" w:date="2026-01-01T00:00:00Z">
         <w:r>
-          <w:t xml:space="preserve">Last modified: 2026-10-15 02:49:28 (PDT)</w:t>
+          <w:t xml:space="preserve">Last modified: 2026-10-15 05:19:02 (PDT)</w:t>
         </w:r>
       </w:ins>
     </w:p>
@@ -2095,50 +2095,666 @@
           </m:rPr>
           <m:t>)</m:t>
         </m:r>
-        <m:r>
-          <m:rPr>
-            <m:sty m:val="p"/>
-          </m:rPr>
-          <m:t>≈</m:t>
-        </m:r>
       </m:oMath>
       <w:ins w:id="160" w:author="PR Preview" w:date="2026-01-01T00:00:00Z">
         <w:r>
-          <w:t xml:space="preserve"> </w:t>
+          <w:t xml:space="preserve">, and its two coordinates.</w:t>
         </w:r>
       </w:ins>
       <w:ins w:id="161" w:author="PR Preview" w:date="2026-01-01T00:00:00Z">
         <w:r>
-          <w:t xml:space="preserve">(0.5, 0.866),</w:t>
+          <w:t xml:space="preserve"> </w:t>
         </w:r>
       </w:ins>
       <w:ins w:id="162" w:author="PR Preview" w:date="2026-01-01T00:00:00Z">
         <w:r>
-          <w:t xml:space="preserve"> </w:t>
+          <w:t xml:space="preserve">The point is a vertex of a regular hexagon inscribed in the unit circle,</w:t>
         </w:r>
       </w:ins>
       <w:ins w:id="163" w:author="PR Preview" w:date="2026-01-01T00:00:00Z">
         <w:r>
-          <w:t xml:space="preserve">and its two coordinates.</w:t>
+          <w:t xml:space="preserve"> </w:t>
         </w:r>
       </w:ins>
       <w:ins w:id="164" w:author="PR Preview" w:date="2026-01-01T00:00:00Z">
         <w:r>
-          <w:t xml:space="preserve"> </w:t>
+          <w:t xml:space="preserve">whose sides have the same length as its radius,</w:t>
         </w:r>
       </w:ins>
       <w:ins w:id="165" w:author="PR Preview" w:date="2026-01-01T00:00:00Z">
         <w:r>
+          <w:t xml:space="preserve"> </w:t>
+        </w:r>
+      </w:ins>
+      <w:ins w:id="166" w:author="PR Preview" w:date="2026-01-01T00:00:00Z">
+        <w:r>
+          <w:t xml:space="preserve">so the point is at distance</w:t>
+        </w:r>
+      </w:ins>
+      <w:ins w:id="167" w:author="PR Preview" w:date="2026-01-01T00:00:00Z">
+        <w:r>
+          <w:t xml:space="preserve"> </w:t>
+        </w:r>
+      </w:ins>
+      <m:oMath>
+        <m:r>
+          <m:t>1</m:t>
+        </m:r>
+      </m:oMath>
+      <w:ins w:id="168" w:author="PR Preview" w:date="2026-01-01T00:00:00Z">
+        <w:r>
+          <w:t xml:space="preserve"> </w:t>
+        </w:r>
+      </w:ins>
+      <w:ins w:id="169" w:author="PR Preview" w:date="2026-01-01T00:00:00Z">
+        <w:r>
+          <w:t xml:space="preserve">from</w:t>
+        </w:r>
+      </w:ins>
+      <w:ins w:id="170" w:author="PR Preview" w:date="2026-01-01T00:00:00Z">
+        <w:r>
+          <w:t xml:space="preserve"> </w:t>
+        </w:r>
+      </w:ins>
+      <m:oMath>
+        <m:r>
+          <m:rPr>
+            <m:sty m:val="p"/>
+          </m:rPr>
+          <m:t>(</m:t>
+        </m:r>
+        <m:r>
+          <m:t>1</m:t>
+        </m:r>
+        <m:r>
+          <m:rPr>
+            <m:sty m:val="p"/>
+          </m:rPr>
+          <m:t>,</m:t>
+        </m:r>
+        <m:r>
+          <m:t>0</m:t>
+        </m:r>
+        <m:r>
+          <m:rPr>
+            <m:sty m:val="p"/>
+          </m:rPr>
+          <m:t>)</m:t>
+        </m:r>
+      </m:oMath>
+      <w:ins w:id="171" w:author="PR Preview" w:date="2026-01-01T00:00:00Z">
+        <w:r>
+          <w:t xml:space="preserve">.</w:t>
+        </w:r>
+      </w:ins>
+      <w:ins w:id="172" w:author="PR Preview" w:date="2026-01-01T00:00:00Z">
+        <w:r>
+          <w:t xml:space="preserve"> </w:t>
+        </w:r>
+      </w:ins>
+      <w:ins w:id="173" w:author="PR Preview" w:date="2026-01-01T00:00:00Z">
+        <w:r>
+          <w:t xml:space="preserve">Writing</w:t>
+        </w:r>
+      </w:ins>
+      <w:ins w:id="174" w:author="PR Preview" w:date="2026-01-01T00:00:00Z">
+        <w:r>
+          <w:t xml:space="preserve"> </w:t>
+        </w:r>
+      </w:ins>
+      <m:oMath>
+        <m:r>
+          <m:rPr>
+            <m:sty m:val="p"/>
+          </m:rPr>
+          <m:t>(</m:t>
+        </m:r>
+        <m:sSub>
+          <m:e>
+            <m:r>
+              <m:t>x</m:t>
+            </m:r>
+          </m:e>
+          <m:sub>
+            <m:r>
+              <m:t>1</m:t>
+            </m:r>
+          </m:sub>
+        </m:sSub>
+        <m:r>
+          <m:rPr>
+            <m:sty m:val="p"/>
+          </m:rPr>
+          <m:t>,</m:t>
+        </m:r>
+        <m:sSub>
+          <m:e>
+            <m:r>
+              <m:t>x</m:t>
+            </m:r>
+          </m:e>
+          <m:sub>
+            <m:r>
+              <m:t>2</m:t>
+            </m:r>
+          </m:sub>
+        </m:sSub>
+        <m:r>
+          <m:rPr>
+            <m:sty m:val="p"/>
+          </m:rPr>
+          <m:t>)</m:t>
+        </m:r>
+        <m:r>
+          <m:rPr>
+            <m:sty m:val="p"/>
+          </m:rPr>
+          <m:t>=</m:t>
+        </m:r>
+        <m:r>
+          <m:rPr>
+            <m:sty m:val="p"/>
+          </m:rPr>
+          <m:t>(</m:t>
+        </m:r>
+        <m:r>
+          <m:rPr>
+            <m:sty m:val="p"/>
+          </m:rPr>
+          <m:t>cos</m:t>
+        </m:r>
+        <m:r>
+          <m:t>θ</m:t>
+        </m:r>
+        <m:r>
+          <m:rPr>
+            <m:sty m:val="p"/>
+          </m:rPr>
+          <m:t>,</m:t>
+        </m:r>
+        <m:r>
+          <m:rPr>
+            <m:sty m:val="p"/>
+          </m:rPr>
+          <m:t>sin</m:t>
+        </m:r>
+        <m:r>
+          <m:t>θ</m:t>
+        </m:r>
+        <m:r>
+          <m:rPr>
+            <m:sty m:val="p"/>
+          </m:rPr>
+          <m:t>)</m:t>
+        </m:r>
+      </m:oMath>
+      <w:ins w:id="175" w:author="PR Preview" w:date="2026-01-01T00:00:00Z">
+        <w:r>
+          <w:t xml:space="preserve">,</w:t>
+        </w:r>
+      </w:ins>
+    </w:p>
+    <w:p>
+      <w:pPr>
+        <w:pStyle w:val="BodyText"/>
+      </w:pPr>
+      <m:oMathPara>
+        <m:oMathParaPr>
+          <m:jc m:val="center"/>
+        </m:oMathParaPr>
+        <m:oMath>
+          <m:eqArr>
+            <m:e>
+              <m:r>
+                <m:t>1</m:t>
+              </m:r>
+              <m:r>
+                <m:t>&amp;</m:t>
+              </m:r>
+              <m:r>
+                <m:rPr>
+                  <m:sty m:val="p"/>
+                </m:rPr>
+                <m:t>=</m:t>
+              </m:r>
+              <m:r>
+                <m:rPr>
+                  <m:sty m:val="p"/>
+                </m:rPr>
+                <m:t>(</m:t>
+              </m:r>
+              <m:sSub>
+                <m:e>
+                  <m:r>
+                    <m:t>x</m:t>
+                  </m:r>
+                </m:e>
+                <m:sub>
+                  <m:r>
+                    <m:t>1</m:t>
+                  </m:r>
+                </m:sub>
+              </m:sSub>
+              <m:r>
+                <m:rPr>
+                  <m:sty m:val="p"/>
+                </m:rPr>
+                <m:t>−</m:t>
+              </m:r>
+              <m:r>
+                <m:t>1</m:t>
+              </m:r>
+              <m:sSup>
+                <m:e>
+                  <m:r>
+                    <m:rPr>
+                      <m:sty m:val="p"/>
+                    </m:rPr>
+                    <m:t>)</m:t>
+                  </m:r>
+                </m:e>
+                <m:sup>
+                  <m:r>
+                    <m:t>2</m:t>
+                  </m:r>
+                </m:sup>
+              </m:sSup>
+              <m:r>
+                <m:rPr>
+                  <m:sty m:val="p"/>
+                </m:rPr>
+                <m:t>+</m:t>
+              </m:r>
+              <m:sSubSup>
+                <m:e>
+                  <m:r>
+                    <m:t>x</m:t>
+                  </m:r>
+                </m:e>
+                <m:sub>
+                  <m:r>
+                    <m:t>2</m:t>
+                  </m:r>
+                </m:sub>
+                <m:sup>
+                  <m:r>
+                    <m:t>2</m:t>
+                  </m:r>
+                </m:sup>
+              </m:sSubSup>
+            </m:e>
+            <m:e>
+              <m:r>
+                <m:t>&amp;</m:t>
+              </m:r>
+              <m:r>
+                <m:rPr>
+                  <m:sty m:val="p"/>
+                </m:rPr>
+                <m:t>=</m:t>
+              </m:r>
+              <m:sSubSup>
+                <m:e>
+                  <m:r>
+                    <m:t>x</m:t>
+                  </m:r>
+                </m:e>
+                <m:sub>
+                  <m:r>
+                    <m:t>1</m:t>
+                  </m:r>
+                </m:sub>
+                <m:sup>
+                  <m:r>
+                    <m:t>2</m:t>
+                  </m:r>
+                </m:sup>
+              </m:sSubSup>
+              <m:r>
+                <m:rPr>
+                  <m:sty m:val="p"/>
+                </m:rPr>
+                <m:t>+</m:t>
+              </m:r>
+              <m:sSubSup>
+                <m:e>
+                  <m:r>
+                    <m:t>x</m:t>
+                  </m:r>
+                </m:e>
+                <m:sub>
+                  <m:r>
+                    <m:t>2</m:t>
+                  </m:r>
+                </m:sub>
+                <m:sup>
+                  <m:r>
+                    <m:t>2</m:t>
+                  </m:r>
+                </m:sup>
+              </m:sSubSup>
+              <m:r>
+                <m:rPr>
+                  <m:sty m:val="p"/>
+                </m:rPr>
+                <m:t>−</m:t>
+              </m:r>
+              <m:r>
+                <m:t>2</m:t>
+              </m:r>
+              <m:sSub>
+                <m:e>
+                  <m:r>
+                    <m:t>x</m:t>
+                  </m:r>
+                </m:e>
+                <m:sub>
+                  <m:r>
+                    <m:t>1</m:t>
+                  </m:r>
+                </m:sub>
+              </m:sSub>
+              <m:r>
+                <m:rPr>
+                  <m:sty m:val="p"/>
+                </m:rPr>
+                <m:t>+</m:t>
+              </m:r>
+              <m:r>
+                <m:t>1</m:t>
+              </m:r>
+            </m:e>
+            <m:e>
+              <m:r>
+                <m:t>&amp;</m:t>
+              </m:r>
+              <m:r>
+                <m:rPr>
+                  <m:sty m:val="p"/>
+                </m:rPr>
+                <m:t>=</m:t>
+              </m:r>
+              <m:r>
+                <m:t>2</m:t>
+              </m:r>
+              <m:r>
+                <m:rPr>
+                  <m:sty m:val="p"/>
+                </m:rPr>
+                <m:t>−</m:t>
+              </m:r>
+              <m:r>
+                <m:t>2</m:t>
+              </m:r>
+              <m:sSub>
+                <m:e>
+                  <m:r>
+                    <m:t>x</m:t>
+                  </m:r>
+                </m:e>
+                <m:sub>
+                  <m:r>
+                    <m:t>1</m:t>
+                  </m:r>
+                </m:sub>
+              </m:sSub>
+              <m:r>
+                <m:rPr>
+                  <m:sty m:val="p"/>
+                </m:rPr>
+                <m:t>,</m:t>
+              </m:r>
+            </m:e>
+          </m:eqArr>
+        </m:oMath>
+      </m:oMathPara>
+    </w:p>
+    <w:p>
+      <w:pPr>
+        <w:pStyle w:val="FirstParagraph"/>
+      </w:pPr>
+      <w:ins w:id="176" w:author="PR Preview" w:date="2026-01-01T00:00:00Z">
+        <w:r>
+          <w:t xml:space="preserve">so</w:t>
+        </w:r>
+      </w:ins>
+      <w:ins w:id="177" w:author="PR Preview" w:date="2026-01-01T00:00:00Z">
+        <w:r>
+          <w:t xml:space="preserve"> </w:t>
+        </w:r>
+      </w:ins>
+      <m:oMath>
+        <m:r>
+          <m:rPr>
+            <m:sty m:val="p"/>
+          </m:rPr>
+          <m:t>cos</m:t>
+        </m:r>
+        <m:r>
+          <m:rPr>
+            <m:sty m:val="p"/>
+          </m:rPr>
+          <m:t>(</m:t>
+        </m:r>
+        <m:r>
+          <m:t>π</m:t>
+        </m:r>
+        <m:r>
+          <m:rPr>
+            <m:sty m:val="p"/>
+          </m:rPr>
+          <m:t>/</m:t>
+        </m:r>
+        <m:r>
+          <m:t>3</m:t>
+        </m:r>
+        <m:r>
+          <m:rPr>
+            <m:sty m:val="p"/>
+          </m:rPr>
+          <m:t>)</m:t>
+        </m:r>
+        <m:r>
+          <m:rPr>
+            <m:sty m:val="p"/>
+          </m:rPr>
+          <m:t>=</m:t>
+        </m:r>
+        <m:sSub>
+          <m:e>
+            <m:r>
+              <m:t>x</m:t>
+            </m:r>
+          </m:e>
+          <m:sub>
+            <m:r>
+              <m:t>1</m:t>
+            </m:r>
+          </m:sub>
+        </m:sSub>
+        <m:r>
+          <m:rPr>
+            <m:sty m:val="p"/>
+          </m:rPr>
+          <m:t>=</m:t>
+        </m:r>
+        <m:f>
+          <m:fPr>
+            <m:type m:val="lin"/>
+          </m:fPr>
+          <m:num>
+            <m:r>
+              <m:t>1</m:t>
+            </m:r>
+          </m:num>
+          <m:den>
+            <m:r>
+              <m:t>2</m:t>
+            </m:r>
+          </m:den>
+        </m:f>
+      </m:oMath>
+      <w:ins w:id="178" w:author="PR Preview" w:date="2026-01-01T00:00:00Z">
+        <w:r>
+          <w:t xml:space="preserve">,</w:t>
+        </w:r>
+      </w:ins>
+      <w:ins w:id="179" w:author="PR Preview" w:date="2026-01-01T00:00:00Z">
+        <w:r>
+          <w:t xml:space="preserve"> </w:t>
+        </w:r>
+      </w:ins>
+      <w:ins w:id="180" w:author="PR Preview" w:date="2026-01-01T00:00:00Z">
+        <w:r>
+          <w:t xml:space="preserve">and then</w:t>
+        </w:r>
+      </w:ins>
+      <w:ins w:id="181" w:author="PR Preview" w:date="2026-01-01T00:00:00Z">
+        <w:r>
+          <w:t xml:space="preserve"> </w:t>
+        </w:r>
+      </w:ins>
+      <m:oMath>
+        <m:r>
+          <m:rPr>
+            <m:sty m:val="p"/>
+          </m:rPr>
+          <m:t>sin</m:t>
+        </m:r>
+        <m:r>
+          <m:rPr>
+            <m:sty m:val="p"/>
+          </m:rPr>
+          <m:t>(</m:t>
+        </m:r>
+        <m:r>
+          <m:t>π</m:t>
+        </m:r>
+        <m:r>
+          <m:rPr>
+            <m:sty m:val="p"/>
+          </m:rPr>
+          <m:t>/</m:t>
+        </m:r>
+        <m:r>
+          <m:t>3</m:t>
+        </m:r>
+        <m:r>
+          <m:rPr>
+            <m:sty m:val="p"/>
+          </m:rPr>
+          <m:t>)</m:t>
+        </m:r>
+        <m:r>
+          <m:rPr>
+            <m:sty m:val="p"/>
+          </m:rPr>
+          <m:t>=</m:t>
+        </m:r>
+        <m:rad>
+          <m:radPr>
+            <m:degHide m:val="on"/>
+          </m:radPr>
+          <m:deg/>
+          <m:e>
+            <m:r>
+              <m:t>1</m:t>
+            </m:r>
+            <m:r>
+              <m:rPr>
+                <m:sty m:val="p"/>
+              </m:rPr>
+              <m:t>−</m:t>
+            </m:r>
+            <m:f>
+              <m:fPr>
+                <m:type m:val="lin"/>
+              </m:fPr>
+              <m:num>
+                <m:r>
+                  <m:t>1</m:t>
+                </m:r>
+              </m:num>
+              <m:den>
+                <m:r>
+                  <m:t>4</m:t>
+                </m:r>
+              </m:den>
+            </m:f>
+          </m:e>
+        </m:rad>
+        <m:r>
+          <m:rPr>
+            <m:sty m:val="p"/>
+          </m:rPr>
+          <m:t>=</m:t>
+        </m:r>
+        <m:f>
+          <m:fPr>
+            <m:type m:val="lin"/>
+          </m:fPr>
+          <m:num>
+            <m:rad>
+              <m:radPr>
+                <m:degHide m:val="on"/>
+              </m:radPr>
+              <m:deg/>
+              <m:e>
+                <m:r>
+                  <m:t>3</m:t>
+                </m:r>
+              </m:e>
+            </m:rad>
+          </m:num>
+          <m:den>
+            <m:r>
+              <m:t>2</m:t>
+            </m:r>
+          </m:den>
+        </m:f>
+      </m:oMath>
+      <w:ins w:id="182" w:author="PR Preview" w:date="2026-01-01T00:00:00Z">
+        <w:r>
+          <w:t xml:space="preserve">.</w:t>
+        </w:r>
+      </w:ins>
+      <w:ins w:id="183" w:author="PR Preview" w:date="2026-01-01T00:00:00Z">
+        <w:r>
+          <w:t xml:space="preserve"> </w:t>
+        </w:r>
+      </w:ins>
+      <w:ins w:id="184" w:author="PR Preview" w:date="2026-01-01T00:00:00Z">
+        <w:r>
+          <w:t xml:space="preserve">To three decimal places these are</w:t>
+        </w:r>
+      </w:ins>
+      <w:ins w:id="185" w:author="PR Preview" w:date="2026-01-01T00:00:00Z">
+        <w:r>
+          <w:t xml:space="preserve"> </w:t>
+        </w:r>
+      </w:ins>
+      <w:ins w:id="186" w:author="PR Preview" w:date="2026-01-01T00:00:00Z">
+        <w:r>
+          <w:t xml:space="preserve">0.5 and 0.866.</w:t>
+        </w:r>
+      </w:ins>
+      <w:ins w:id="187" w:author="PR Preview" w:date="2026-01-01T00:00:00Z">
+        <w:r>
+          <w:t xml:space="preserve"> </w:t>
+        </w:r>
+      </w:ins>
+      <w:ins w:id="188" w:author="PR Preview" w:date="2026-01-01T00:00:00Z">
+        <w:r>
           <w:t xml:space="preserve">As</w:t>
         </w:r>
       </w:ins>
-      <w:ins w:id="166" w:author="PR Preview" w:date="2026-01-01T00:00:00Z">
+      <w:ins w:id="189" w:author="PR Preview" w:date="2026-01-01T00:00:00Z">
         <w:r>
           <w:t xml:space="preserve"> </w:t>
         </w:r>
       </w:ins>
       <w:hyperlink w:anchor="thm-cosine-sine-identity">
-        <w:ins w:id="167" w:author="PR Preview" w:date="2026-01-01T00:00:00Z">
+        <w:ins w:id="190" w:author="PR Preview" w:date="2026-01-01T00:00:00Z">
           <w:r>
             <w:rPr>
               <w:rStyle w:val="Hyperlink"/>
@@ -2147,22 +2763,22 @@
           </w:r>
         </w:ins>
       </w:hyperlink>
-      <w:ins w:id="168" w:author="PR Preview" w:date="2026-01-01T00:00:00Z">
-        <w:r>
-          <w:t xml:space="preserve"> </w:t>
-        </w:r>
-      </w:ins>
-      <w:ins w:id="169" w:author="PR Preview" w:date="2026-01-01T00:00:00Z">
+      <w:ins w:id="191" w:author="PR Preview" w:date="2026-01-01T00:00:00Z">
+        <w:r>
+          <w:t xml:space="preserve"> </w:t>
+        </w:r>
+      </w:ins>
+      <w:ins w:id="192" w:author="PR Preview" w:date="2026-01-01T00:00:00Z">
         <w:r>
           <w:t xml:space="preserve">says, the squared coordinates add to</w:t>
         </w:r>
       </w:ins>
-      <w:ins w:id="170" w:author="PR Preview" w:date="2026-01-01T00:00:00Z">
-        <w:r>
-          <w:t xml:space="preserve"> </w:t>
-        </w:r>
-      </w:ins>
-      <w:ins w:id="171" w:author="PR Preview" w:date="2026-01-01T00:00:00Z">
+      <w:ins w:id="193" w:author="PR Preview" w:date="2026-01-01T00:00:00Z">
+        <w:r>
+          <w:t xml:space="preserve"> </w:t>
+        </w:r>
+      </w:ins>
+      <w:ins w:id="194" w:author="PR Preview" w:date="2026-01-01T00:00:00Z">
         <w:r>
           <w:t xml:space="preserve">1.</w:t>
         </w:r>
@@ -2278,7 +2894,7 @@
       <w:pPr>
         <w:pStyle w:val="BodyText"/>
       </w:pPr>
-      <w:ins w:id="172" w:author="PR Preview" w:date="2026-01-01T00:00:00Z">
+      <w:ins w:id="195" w:author="PR Preview" w:date="2026-01-01T00:00:00Z">
         <w:r>
           <w:rPr>
             <w:b/>
@@ -2287,7 +2903,7 @@
           <w:t xml:space="preserve">Theorem 2 (Cosine takes each value from</w:t>
         </w:r>
       </w:ins>
-      <w:ins w:id="173" w:author="PR Preview" w:date="2026-01-01T00:00:00Z">
+      <w:ins w:id="196" w:author="PR Preview" w:date="2026-01-01T00:00:00Z">
         <w:r>
           <w:rPr>
             <w:b/>
@@ -2307,7 +2923,7 @@
           <m:t>1</m:t>
         </m:r>
       </m:oMath>
-      <w:ins w:id="174" w:author="PR Preview" w:date="2026-01-01T00:00:00Z">
+      <w:ins w:id="197" w:author="PR Preview" w:date="2026-01-01T00:00:00Z">
         <w:r>
           <w:rPr>
             <w:b/>
@@ -2316,7 +2932,7 @@
           <w:t xml:space="preserve"> </w:t>
         </w:r>
       </w:ins>
-      <w:ins w:id="175" w:author="PR Preview" w:date="2026-01-01T00:00:00Z">
+      <w:ins w:id="198" w:author="PR Preview" w:date="2026-01-01T00:00:00Z">
         <w:r>
           <w:rPr>
             <w:b/>
@@ -2325,7 +2941,7 @@
           <w:t xml:space="preserve">to</w:t>
         </w:r>
       </w:ins>
-      <w:ins w:id="176" w:author="PR Preview" w:date="2026-01-01T00:00:00Z">
+      <w:ins w:id="199" w:author="PR Preview" w:date="2026-01-01T00:00:00Z">
         <w:r>
           <w:rPr>
             <w:b/>
@@ -2339,7 +2955,7 @@
           <m:t>1</m:t>
         </m:r>
       </m:oMath>
-      <w:ins w:id="177" w:author="PR Preview" w:date="2026-01-01T00:00:00Z">
+      <w:ins w:id="200" w:author="PR Preview" w:date="2026-01-01T00:00:00Z">
         <w:r>
           <w:rPr>
             <w:b/>
@@ -2348,7 +2964,7 @@
           <w:t xml:space="preserve"> </w:t>
         </w:r>
       </w:ins>
-      <w:ins w:id="178" w:author="PR Preview" w:date="2026-01-01T00:00:00Z">
+      <w:ins w:id="201" w:author="PR Preview" w:date="2026-01-01T00:00:00Z">
         <w:r>
           <w:rPr>
             <w:b/>
@@ -2357,7 +2973,7 @@
           <w:t xml:space="preserve">exactly once between</w:t>
         </w:r>
       </w:ins>
-      <w:ins w:id="179" w:author="PR Preview" w:date="2026-01-01T00:00:00Z">
+      <w:ins w:id="202" w:author="PR Preview" w:date="2026-01-01T00:00:00Z">
         <w:r>
           <w:rPr>
             <w:b/>
@@ -2371,7 +2987,7 @@
           <m:t>0</m:t>
         </m:r>
       </m:oMath>
-      <w:ins w:id="180" w:author="PR Preview" w:date="2026-01-01T00:00:00Z">
+      <w:ins w:id="203" w:author="PR Preview" w:date="2026-01-01T00:00:00Z">
         <w:r>
           <w:rPr>
             <w:b/>
@@ -2380,7 +2996,7 @@
           <w:t xml:space="preserve"> </w:t>
         </w:r>
       </w:ins>
-      <w:ins w:id="181" w:author="PR Preview" w:date="2026-01-01T00:00:00Z">
+      <w:ins w:id="204" w:author="PR Preview" w:date="2026-01-01T00:00:00Z">
         <w:r>
           <w:rPr>
             <w:b/>
@@ -2389,7 +3005,7 @@
           <w:t xml:space="preserve">and</w:t>
         </w:r>
       </w:ins>
-      <w:ins w:id="182" w:author="PR Preview" w:date="2026-01-01T00:00:00Z">
+      <w:ins w:id="205" w:author="PR Preview" w:date="2026-01-01T00:00:00Z">
         <w:r>
           <w:rPr>
             <w:b/>
@@ -2403,7 +3019,7 @@
           <m:t>π</m:t>
         </m:r>
       </m:oMath>
-      <w:ins w:id="183" w:author="PR Preview" w:date="2026-01-01T00:00:00Z">
+      <w:ins w:id="206" w:author="PR Preview" w:date="2026-01-01T00:00:00Z">
         <w:r>
           <w:rPr>
             <w:b/>
@@ -2412,17 +3028,17 @@
           <w:t xml:space="preserve">)</w:t>
         </w:r>
       </w:ins>
-      <w:ins w:id="184" w:author="PR Preview" w:date="2026-01-01T00:00:00Z">
-        <w:r>
-          <w:t xml:space="preserve"> </w:t>
-        </w:r>
-      </w:ins>
-      <w:ins w:id="185" w:author="PR Preview" w:date="2026-01-01T00:00:00Z">
+      <w:ins w:id="207" w:author="PR Preview" w:date="2026-01-01T00:00:00Z">
+        <w:r>
+          <w:t xml:space="preserve"> </w:t>
+        </w:r>
+      </w:ins>
+      <w:ins w:id="208" w:author="PR Preview" w:date="2026-01-01T00:00:00Z">
         <w:r>
           <w:t xml:space="preserve">The function</w:t>
         </w:r>
       </w:ins>
-      <w:ins w:id="186" w:author="PR Preview" w:date="2026-01-01T00:00:00Z">
+      <w:ins w:id="209" w:author="PR Preview" w:date="2026-01-01T00:00:00Z">
         <w:r>
           <w:t xml:space="preserve"> </w:t>
         </w:r>
@@ -2501,17 +3117,17 @@
           <m:t>]</m:t>
         </m:r>
       </m:oMath>
-      <w:ins w:id="187" w:author="PR Preview" w:date="2026-01-01T00:00:00Z">
-        <w:r>
-          <w:t xml:space="preserve"> </w:t>
-        </w:r>
-      </w:ins>
-      <w:ins w:id="188" w:author="PR Preview" w:date="2026-01-01T00:00:00Z">
+      <w:ins w:id="210" w:author="PR Preview" w:date="2026-01-01T00:00:00Z">
+        <w:r>
+          <w:t xml:space="preserve"> </w:t>
+        </w:r>
+      </w:ins>
+      <w:ins w:id="211" w:author="PR Preview" w:date="2026-01-01T00:00:00Z">
         <w:r>
           <w:t xml:space="preserve">is decreasing, with</w:t>
         </w:r>
       </w:ins>
-      <w:ins w:id="189" w:author="PR Preview" w:date="2026-01-01T00:00:00Z">
+      <w:ins w:id="212" w:author="PR Preview" w:date="2026-01-01T00:00:00Z">
         <w:r>
           <w:t xml:space="preserve"> </w:t>
         </w:r>
@@ -2536,17 +3152,17 @@
           <m:t>1</m:t>
         </m:r>
       </m:oMath>
-      <w:ins w:id="190" w:author="PR Preview" w:date="2026-01-01T00:00:00Z">
-        <w:r>
-          <w:t xml:space="preserve"> </w:t>
-        </w:r>
-      </w:ins>
-      <w:ins w:id="191" w:author="PR Preview" w:date="2026-01-01T00:00:00Z">
+      <w:ins w:id="213" w:author="PR Preview" w:date="2026-01-01T00:00:00Z">
+        <w:r>
+          <w:t xml:space="preserve"> </w:t>
+        </w:r>
+      </w:ins>
+      <w:ins w:id="214" w:author="PR Preview" w:date="2026-01-01T00:00:00Z">
         <w:r>
           <w:t xml:space="preserve">and</w:t>
         </w:r>
       </w:ins>
-      <w:ins w:id="192" w:author="PR Preview" w:date="2026-01-01T00:00:00Z">
+      <w:ins w:id="215" w:author="PR Preview" w:date="2026-01-01T00:00:00Z">
         <w:r>
           <w:t xml:space="preserve"> </w:t>
         </w:r>
@@ -2577,22 +3193,22 @@
           <m:t>1</m:t>
         </m:r>
       </m:oMath>
-      <w:ins w:id="193" w:author="PR Preview" w:date="2026-01-01T00:00:00Z">
+      <w:ins w:id="216" w:author="PR Preview" w:date="2026-01-01T00:00:00Z">
         <w:r>
           <w:t xml:space="preserve">,</w:t>
         </w:r>
       </w:ins>
-      <w:ins w:id="194" w:author="PR Preview" w:date="2026-01-01T00:00:00Z">
-        <w:r>
-          <w:t xml:space="preserve"> </w:t>
-        </w:r>
-      </w:ins>
-      <w:ins w:id="195" w:author="PR Preview" w:date="2026-01-01T00:00:00Z">
+      <w:ins w:id="217" w:author="PR Preview" w:date="2026-01-01T00:00:00Z">
+        <w:r>
+          <w:t xml:space="preserve"> </w:t>
+        </w:r>
+      </w:ins>
+      <w:ins w:id="218" w:author="PR Preview" w:date="2026-01-01T00:00:00Z">
         <w:r>
           <w:t xml:space="preserve">and takes each value in</w:t>
         </w:r>
       </w:ins>
-      <w:ins w:id="196" w:author="PR Preview" w:date="2026-01-01T00:00:00Z">
+      <w:ins w:id="219" w:author="PR Preview" w:date="2026-01-01T00:00:00Z">
         <w:r>
           <w:t xml:space="preserve"> </w:t>
         </w:r>
@@ -2629,27 +3245,27 @@
           <m:t>]</m:t>
         </m:r>
       </m:oMath>
-      <w:ins w:id="197" w:author="PR Preview" w:date="2026-01-01T00:00:00Z">
-        <w:r>
-          <w:t xml:space="preserve"> </w:t>
-        </w:r>
-      </w:ins>
-      <w:ins w:id="198" w:author="PR Preview" w:date="2026-01-01T00:00:00Z">
+      <w:ins w:id="220" w:author="PR Preview" w:date="2026-01-01T00:00:00Z">
+        <w:r>
+          <w:t xml:space="preserve"> </w:t>
+        </w:r>
+      </w:ins>
+      <w:ins w:id="221" w:author="PR Preview" w:date="2026-01-01T00:00:00Z">
         <w:r>
           <w:t xml:space="preserve">exactly once.</w:t>
         </w:r>
       </w:ins>
-      <w:ins w:id="199" w:author="PR Preview" w:date="2026-01-01T00:00:00Z">
-        <w:r>
-          <w:t xml:space="preserve"> </w:t>
-        </w:r>
-      </w:ins>
-      <w:ins w:id="200" w:author="PR Preview" w:date="2026-01-01T00:00:00Z">
+      <w:ins w:id="222" w:author="PR Preview" w:date="2026-01-01T00:00:00Z">
+        <w:r>
+          <w:t xml:space="preserve"> </w:t>
+        </w:r>
+      </w:ins>
+      <w:ins w:id="223" w:author="PR Preview" w:date="2026-01-01T00:00:00Z">
         <w:r>
           <w:t xml:space="preserve">On</w:t>
         </w:r>
       </w:ins>
-      <w:ins w:id="201" w:author="PR Preview" w:date="2026-01-01T00:00:00Z">
+      <w:ins w:id="224" w:author="PR Preview" w:date="2026-01-01T00:00:00Z">
         <w:r>
           <w:t xml:space="preserve"> </w:t>
         </w:r>
@@ -2680,12 +3296,12 @@
           <m:t>]</m:t>
         </m:r>
       </m:oMath>
-      <w:ins w:id="202" w:author="PR Preview" w:date="2026-01-01T00:00:00Z">
+      <w:ins w:id="225" w:author="PR Preview" w:date="2026-01-01T00:00:00Z">
         <w:r>
           <w:t xml:space="preserve">,</w:t>
         </w:r>
       </w:ins>
-      <w:ins w:id="203" w:author="PR Preview" w:date="2026-01-01T00:00:00Z">
+      <w:ins w:id="226" w:author="PR Preview" w:date="2026-01-01T00:00:00Z">
         <w:r>
           <w:t xml:space="preserve"> </w:t>
         </w:r>
@@ -2710,7 +3326,7 @@
           <m:t>0</m:t>
         </m:r>
       </m:oMath>
-      <w:ins w:id="204" w:author="PR Preview" w:date="2026-01-01T00:00:00Z">
+      <w:ins w:id="227" w:author="PR Preview" w:date="2026-01-01T00:00:00Z">
         <w:r>
           <w:t xml:space="preserve">.</w:t>
         </w:r>
@@ -2721,7 +3337,7 @@
       <w:pPr>
         <w:pStyle w:val="BodyText"/>
       </w:pPr>
-      <w:ins w:id="205" w:author="PR Preview" w:date="2026-01-01T00:00:00Z">
+      <w:ins w:id="228" w:author="PR Preview" w:date="2026-01-01T00:00:00Z">
         <w:r>
           <w:rPr>
             <w:i/>
@@ -2730,17 +3346,17 @@
           <w:t xml:space="preserve">Proof</w:t>
         </w:r>
       </w:ins>
-      <w:ins w:id="206" w:author="PR Preview" w:date="2026-01-01T00:00:00Z">
+      <w:ins w:id="229" w:author="PR Preview" w:date="2026-01-01T00:00:00Z">
         <w:r>
           <w:t xml:space="preserve">. </w:t>
         </w:r>
       </w:ins>
-      <w:ins w:id="207" w:author="PR Preview" w:date="2026-01-01T00:00:00Z">
+      <w:ins w:id="230" w:author="PR Preview" w:date="2026-01-01T00:00:00Z">
         <w:r>
           <w:t xml:space="preserve">For</w:t>
         </w:r>
       </w:ins>
-      <w:ins w:id="208" w:author="PR Preview" w:date="2026-01-01T00:00:00Z">
+      <w:ins w:id="231" w:author="PR Preview" w:date="2026-01-01T00:00:00Z">
         <w:r>
           <w:t xml:space="preserve"> </w:t>
         </w:r>
@@ -2780,12 +3396,12 @@
           <m:t>]</m:t>
         </m:r>
       </m:oMath>
-      <w:ins w:id="209" w:author="PR Preview" w:date="2026-01-01T00:00:00Z">
+      <w:ins w:id="232" w:author="PR Preview" w:date="2026-01-01T00:00:00Z">
         <w:r>
           <w:t xml:space="preserve">, the point</w:t>
         </w:r>
       </w:ins>
-      <w:ins w:id="210" w:author="PR Preview" w:date="2026-01-01T00:00:00Z">
+      <w:ins w:id="233" w:author="PR Preview" w:date="2026-01-01T00:00:00Z">
         <w:r>
           <w:t xml:space="preserve"> </w:t>
         </w:r>
@@ -2828,17 +3444,17 @@
           <m:t>)</m:t>
         </m:r>
       </m:oMath>
-      <w:ins w:id="211" w:author="PR Preview" w:date="2026-01-01T00:00:00Z">
-        <w:r>
-          <w:t xml:space="preserve"> </w:t>
-        </w:r>
-      </w:ins>
-      <w:ins w:id="212" w:author="PR Preview" w:date="2026-01-01T00:00:00Z">
+      <w:ins w:id="234" w:author="PR Preview" w:date="2026-01-01T00:00:00Z">
+        <w:r>
+          <w:t xml:space="preserve"> </w:t>
+        </w:r>
+      </w:ins>
+      <w:ins w:id="235" w:author="PR Preview" w:date="2026-01-01T00:00:00Z">
         <w:r>
           <w:t xml:space="preserve">is at distance</w:t>
         </w:r>
       </w:ins>
-      <w:ins w:id="213" w:author="PR Preview" w:date="2026-01-01T00:00:00Z">
+      <w:ins w:id="236" w:author="PR Preview" w:date="2026-01-01T00:00:00Z">
         <w:r>
           <w:t xml:space="preserve"> </w:t>
         </w:r>
@@ -2848,27 +3464,27 @@
           <m:t>θ</m:t>
         </m:r>
       </m:oMath>
-      <w:ins w:id="214" w:author="PR Preview" w:date="2026-01-01T00:00:00Z">
-        <w:r>
-          <w:t xml:space="preserve"> </w:t>
-        </w:r>
-      </w:ins>
-      <w:ins w:id="215" w:author="PR Preview" w:date="2026-01-01T00:00:00Z">
+      <w:ins w:id="237" w:author="PR Preview" w:date="2026-01-01T00:00:00Z">
+        <w:r>
+          <w:t xml:space="preserve"> </w:t>
+        </w:r>
+      </w:ins>
+      <w:ins w:id="238" w:author="PR Preview" w:date="2026-01-01T00:00:00Z">
         <w:r>
           <w:t xml:space="preserve">along the circle</w:t>
         </w:r>
       </w:ins>
-      <w:ins w:id="216" w:author="PR Preview" w:date="2026-01-01T00:00:00Z">
-        <w:r>
-          <w:t xml:space="preserve"> </w:t>
-        </w:r>
-      </w:ins>
-      <w:ins w:id="217" w:author="PR Preview" w:date="2026-01-01T00:00:00Z">
+      <w:ins w:id="239" w:author="PR Preview" w:date="2026-01-01T00:00:00Z">
+        <w:r>
+          <w:t xml:space="preserve"> </w:t>
+        </w:r>
+      </w:ins>
+      <w:ins w:id="240" w:author="PR Preview" w:date="2026-01-01T00:00:00Z">
         <w:r>
           <w:t xml:space="preserve">from</w:t>
         </w:r>
       </w:ins>
-      <w:ins w:id="218" w:author="PR Preview" w:date="2026-01-01T00:00:00Z">
+      <w:ins w:id="241" w:author="PR Preview" w:date="2026-01-01T00:00:00Z">
         <w:r>
           <w:t xml:space="preserve"> </w:t>
         </w:r>
@@ -2899,12 +3515,12 @@
           <m:t>)</m:t>
         </m:r>
       </m:oMath>
-      <w:ins w:id="219" w:author="PR Preview" w:date="2026-01-01T00:00:00Z">
+      <w:ins w:id="242" w:author="PR Preview" w:date="2026-01-01T00:00:00Z">
         <w:r>
           <w:t xml:space="preserve">, counterclockwise, so it lies on the upper half of the unit circle,</w:t>
         </w:r>
       </w:ins>
-      <w:ins w:id="220" w:author="PR Preview" w:date="2026-01-01T00:00:00Z">
+      <w:ins w:id="243" w:author="PR Preview" w:date="2026-01-01T00:00:00Z">
         <w:r>
           <w:t xml:space="preserve"> </w:t>
         </w:r>
@@ -3054,12 +3670,12 @@
           <m:t>​</m:t>
         </m:r>
       </m:oMath>
-      <w:ins w:id="221" w:author="PR Preview" w:date="2026-01-01T00:00:00Z">
+      <w:ins w:id="244" w:author="PR Preview" w:date="2026-01-01T00:00:00Z">
         <w:r>
           <w:t xml:space="preserve">, which gives</w:t>
         </w:r>
       </w:ins>
-      <w:ins w:id="222" w:author="PR Preview" w:date="2026-01-01T00:00:00Z">
+      <w:ins w:id="245" w:author="PR Preview" w:date="2026-01-01T00:00:00Z">
         <w:r>
           <w:t xml:space="preserve"> </w:t>
         </w:r>
@@ -3084,22 +3700,22 @@
           <m:t>0</m:t>
         </m:r>
       </m:oMath>
-      <w:ins w:id="223" w:author="PR Preview" w:date="2026-01-01T00:00:00Z">
+      <w:ins w:id="246" w:author="PR Preview" w:date="2026-01-01T00:00:00Z">
         <w:r>
           <w:t xml:space="preserve">.</w:t>
         </w:r>
       </w:ins>
-      <w:ins w:id="224" w:author="PR Preview" w:date="2026-01-01T00:00:00Z">
-        <w:r>
-          <w:t xml:space="preserve"> </w:t>
-        </w:r>
-      </w:ins>
-      <w:ins w:id="225" w:author="PR Preview" w:date="2026-01-01T00:00:00Z">
+      <w:ins w:id="247" w:author="PR Preview" w:date="2026-01-01T00:00:00Z">
+        <w:r>
+          <w:t xml:space="preserve"> </w:t>
+        </w:r>
+      </w:ins>
+      <w:ins w:id="248" w:author="PR Preview" w:date="2026-01-01T00:00:00Z">
         <w:r>
           <w:t xml:space="preserve">Different values of</w:t>
         </w:r>
       </w:ins>
-      <w:ins w:id="226" w:author="PR Preview" w:date="2026-01-01T00:00:00Z">
+      <w:ins w:id="249" w:author="PR Preview" w:date="2026-01-01T00:00:00Z">
         <w:r>
           <w:t xml:space="preserve"> </w:t>
         </w:r>
@@ -3109,17 +3725,17 @@
           <m:t>θ</m:t>
         </m:r>
       </m:oMath>
-      <w:ins w:id="227" w:author="PR Preview" w:date="2026-01-01T00:00:00Z">
-        <w:r>
-          <w:t xml:space="preserve"> </w:t>
-        </w:r>
-      </w:ins>
-      <w:ins w:id="228" w:author="PR Preview" w:date="2026-01-01T00:00:00Z">
+      <w:ins w:id="250" w:author="PR Preview" w:date="2026-01-01T00:00:00Z">
+        <w:r>
+          <w:t xml:space="preserve"> </w:t>
+        </w:r>
+      </w:ins>
+      <w:ins w:id="251" w:author="PR Preview" w:date="2026-01-01T00:00:00Z">
         <w:r>
           <w:t xml:space="preserve">in</w:t>
         </w:r>
       </w:ins>
-      <w:ins w:id="229" w:author="PR Preview" w:date="2026-01-01T00:00:00Z">
+      <w:ins w:id="252" w:author="PR Preview" w:date="2026-01-01T00:00:00Z">
         <w:r>
           <w:t xml:space="preserve"> </w:t>
         </w:r>
@@ -3150,47 +3766,47 @@
           <m:t>]</m:t>
         </m:r>
       </m:oMath>
-      <w:ins w:id="230" w:author="PR Preview" w:date="2026-01-01T00:00:00Z">
-        <w:r>
-          <w:t xml:space="preserve"> </w:t>
-        </w:r>
-      </w:ins>
-      <w:ins w:id="231" w:author="PR Preview" w:date="2026-01-01T00:00:00Z">
+      <w:ins w:id="253" w:author="PR Preview" w:date="2026-01-01T00:00:00Z">
+        <w:r>
+          <w:t xml:space="preserve"> </w:t>
+        </w:r>
+      </w:ins>
+      <w:ins w:id="254" w:author="PR Preview" w:date="2026-01-01T00:00:00Z">
         <w:r>
           <w:t xml:space="preserve">are different distances along that half circle,</w:t>
         </w:r>
       </w:ins>
-      <w:ins w:id="232" w:author="PR Preview" w:date="2026-01-01T00:00:00Z">
-        <w:r>
-          <w:t xml:space="preserve"> </w:t>
-        </w:r>
-      </w:ins>
-      <w:ins w:id="233" w:author="PR Preview" w:date="2026-01-01T00:00:00Z">
+      <w:ins w:id="255" w:author="PR Preview" w:date="2026-01-01T00:00:00Z">
+        <w:r>
+          <w:t xml:space="preserve"> </w:t>
+        </w:r>
+      </w:ins>
+      <w:ins w:id="256" w:author="PR Preview" w:date="2026-01-01T00:00:00Z">
         <w:r>
           <w:t xml:space="preserve">so they give different points.</w:t>
         </w:r>
       </w:ins>
-      <w:ins w:id="234" w:author="PR Preview" w:date="2026-01-01T00:00:00Z">
-        <w:r>
-          <w:t xml:space="preserve"> </w:t>
-        </w:r>
-      </w:ins>
-      <w:ins w:id="235" w:author="PR Preview" w:date="2026-01-01T00:00:00Z">
+      <w:ins w:id="257" w:author="PR Preview" w:date="2026-01-01T00:00:00Z">
+        <w:r>
+          <w:t xml:space="preserve"> </w:t>
+        </w:r>
+      </w:ins>
+      <w:ins w:id="258" w:author="PR Preview" w:date="2026-01-01T00:00:00Z">
         <w:r>
           <w:t xml:space="preserve">Two different points of the upper half have different first coordinates,</w:t>
         </w:r>
       </w:ins>
-      <w:ins w:id="236" w:author="PR Preview" w:date="2026-01-01T00:00:00Z">
-        <w:r>
-          <w:t xml:space="preserve"> </w:t>
-        </w:r>
-      </w:ins>
-      <w:ins w:id="237" w:author="PR Preview" w:date="2026-01-01T00:00:00Z">
+      <w:ins w:id="259" w:author="PR Preview" w:date="2026-01-01T00:00:00Z">
+        <w:r>
+          <w:t xml:space="preserve"> </w:t>
+        </w:r>
+      </w:ins>
+      <w:ins w:id="260" w:author="PR Preview" w:date="2026-01-01T00:00:00Z">
         <w:r>
           <w:t xml:space="preserve">because</w:t>
         </w:r>
       </w:ins>
-      <w:ins w:id="238" w:author="PR Preview" w:date="2026-01-01T00:00:00Z">
+      <w:ins w:id="261" w:author="PR Preview" w:date="2026-01-01T00:00:00Z">
         <w:r>
           <w:t xml:space="preserve"> </w:t>
         </w:r>
@@ -3249,17 +3865,17 @@
           </m:e>
         </m:rad>
       </m:oMath>
-      <w:ins w:id="239" w:author="PR Preview" w:date="2026-01-01T00:00:00Z">
-        <w:r>
-          <w:t xml:space="preserve"> </w:t>
-        </w:r>
-      </w:ins>
-      <w:ins w:id="240" w:author="PR Preview" w:date="2026-01-01T00:00:00Z">
+      <w:ins w:id="262" w:author="PR Preview" w:date="2026-01-01T00:00:00Z">
+        <w:r>
+          <w:t xml:space="preserve"> </w:t>
+        </w:r>
+      </w:ins>
+      <w:ins w:id="263" w:author="PR Preview" w:date="2026-01-01T00:00:00Z">
         <w:r>
           <w:t xml:space="preserve">is determined by</w:t>
         </w:r>
       </w:ins>
-      <w:ins w:id="241" w:author="PR Preview" w:date="2026-01-01T00:00:00Z">
+      <w:ins w:id="264" w:author="PR Preview" w:date="2026-01-01T00:00:00Z">
         <w:r>
           <w:t xml:space="preserve"> </w:t>
         </w:r>
@@ -3278,22 +3894,22 @@
           </m:sub>
         </m:sSub>
       </m:oMath>
-      <w:ins w:id="242" w:author="PR Preview" w:date="2026-01-01T00:00:00Z">
+      <w:ins w:id="265" w:author="PR Preview" w:date="2026-01-01T00:00:00Z">
         <w:r>
           <w:t xml:space="preserve">.</w:t>
         </w:r>
       </w:ins>
-      <w:ins w:id="243" w:author="PR Preview" w:date="2026-01-01T00:00:00Z">
-        <w:r>
-          <w:t xml:space="preserve"> </w:t>
-        </w:r>
-      </w:ins>
-      <w:ins w:id="244" w:author="PR Preview" w:date="2026-01-01T00:00:00Z">
+      <w:ins w:id="266" w:author="PR Preview" w:date="2026-01-01T00:00:00Z">
+        <w:r>
+          <w:t xml:space="preserve"> </w:t>
+        </w:r>
+      </w:ins>
+      <w:ins w:id="267" w:author="PR Preview" w:date="2026-01-01T00:00:00Z">
         <w:r>
           <w:t xml:space="preserve">So</w:t>
         </w:r>
       </w:ins>
-      <w:ins w:id="245" w:author="PR Preview" w:date="2026-01-01T00:00:00Z">
+      <w:ins w:id="268" w:author="PR Preview" w:date="2026-01-01T00:00:00Z">
         <w:r>
           <w:t xml:space="preserve"> </w:t>
         </w:r>
@@ -3306,17 +3922,17 @@
           <m:t>cos</m:t>
         </m:r>
       </m:oMath>
-      <w:ins w:id="246" w:author="PR Preview" w:date="2026-01-01T00:00:00Z">
-        <w:r>
-          <w:t xml:space="preserve"> </w:t>
-        </w:r>
-      </w:ins>
-      <w:ins w:id="247" w:author="PR Preview" w:date="2026-01-01T00:00:00Z">
+      <w:ins w:id="269" w:author="PR Preview" w:date="2026-01-01T00:00:00Z">
+        <w:r>
+          <w:t xml:space="preserve"> </w:t>
+        </w:r>
+      </w:ins>
+      <w:ins w:id="270" w:author="PR Preview" w:date="2026-01-01T00:00:00Z">
         <w:r>
           <w:t xml:space="preserve">is one-to-one on</w:t>
         </w:r>
       </w:ins>
-      <w:ins w:id="248" w:author="PR Preview" w:date="2026-01-01T00:00:00Z">
+      <w:ins w:id="271" w:author="PR Preview" w:date="2026-01-01T00:00:00Z">
         <w:r>
           <w:t xml:space="preserve"> </w:t>
         </w:r>
@@ -3347,22 +3963,22 @@
           <m:t>]</m:t>
         </m:r>
       </m:oMath>
-      <w:ins w:id="249" w:author="PR Preview" w:date="2026-01-01T00:00:00Z">
+      <w:ins w:id="272" w:author="PR Preview" w:date="2026-01-01T00:00:00Z">
         <w:r>
           <w:t xml:space="preserve">.</w:t>
         </w:r>
       </w:ins>
-      <w:ins w:id="250" w:author="PR Preview" w:date="2026-01-01T00:00:00Z">
-        <w:r>
-          <w:t xml:space="preserve"> </w:t>
-        </w:r>
-      </w:ins>
-      <w:ins w:id="251" w:author="PR Preview" w:date="2026-01-01T00:00:00Z">
+      <w:ins w:id="273" w:author="PR Preview" w:date="2026-01-01T00:00:00Z">
+        <w:r>
+          <w:t xml:space="preserve"> </w:t>
+        </w:r>
+      </w:ins>
+      <w:ins w:id="274" w:author="PR Preview" w:date="2026-01-01T00:00:00Z">
         <w:r>
           <w:t xml:space="preserve">Every</w:t>
         </w:r>
       </w:ins>
-      <w:ins w:id="252" w:author="PR Preview" w:date="2026-01-01T00:00:00Z">
+      <w:ins w:id="275" w:author="PR Preview" w:date="2026-01-01T00:00:00Z">
         <w:r>
           <w:t xml:space="preserve"> </w:t>
         </w:r>
@@ -3417,17 +4033,17 @@
           <m:t>]</m:t>
         </m:r>
       </m:oMath>
-      <w:ins w:id="253" w:author="PR Preview" w:date="2026-01-01T00:00:00Z">
-        <w:r>
-          <w:t xml:space="preserve"> </w:t>
-        </w:r>
-      </w:ins>
-      <w:ins w:id="254" w:author="PR Preview" w:date="2026-01-01T00:00:00Z">
+      <w:ins w:id="276" w:author="PR Preview" w:date="2026-01-01T00:00:00Z">
+        <w:r>
+          <w:t xml:space="preserve"> </w:t>
+        </w:r>
+      </w:ins>
+      <w:ins w:id="277" w:author="PR Preview" w:date="2026-01-01T00:00:00Z">
         <w:r>
           <w:t xml:space="preserve">is the first coordinate of the point</w:t>
         </w:r>
       </w:ins>
-      <w:ins w:id="255" w:author="PR Preview" w:date="2026-01-01T00:00:00Z">
+      <w:ins w:id="278" w:author="PR Preview" w:date="2026-01-01T00:00:00Z">
         <w:r>
           <w:t xml:space="preserve"> </w:t>
         </w:r>
@@ -3498,27 +4114,27 @@
           <m:t>)</m:t>
         </m:r>
       </m:oMath>
-      <w:ins w:id="256" w:author="PR Preview" w:date="2026-01-01T00:00:00Z">
-        <w:r>
-          <w:t xml:space="preserve"> </w:t>
-        </w:r>
-      </w:ins>
-      <w:ins w:id="257" w:author="PR Preview" w:date="2026-01-01T00:00:00Z">
+      <w:ins w:id="279" w:author="PR Preview" w:date="2026-01-01T00:00:00Z">
+        <w:r>
+          <w:t xml:space="preserve"> </w:t>
+        </w:r>
+      </w:ins>
+      <w:ins w:id="280" w:author="PR Preview" w:date="2026-01-01T00:00:00Z">
         <w:r>
           <w:t xml:space="preserve">of the upper half,</w:t>
         </w:r>
       </w:ins>
-      <w:ins w:id="258" w:author="PR Preview" w:date="2026-01-01T00:00:00Z">
-        <w:r>
-          <w:t xml:space="preserve"> </w:t>
-        </w:r>
-      </w:ins>
-      <w:ins w:id="259" w:author="PR Preview" w:date="2026-01-01T00:00:00Z">
+      <w:ins w:id="281" w:author="PR Preview" w:date="2026-01-01T00:00:00Z">
+        <w:r>
+          <w:t xml:space="preserve"> </w:t>
+        </w:r>
+      </w:ins>
+      <w:ins w:id="282" w:author="PR Preview" w:date="2026-01-01T00:00:00Z">
         <w:r>
           <w:t xml:space="preserve">and the distance along the half circle from</w:t>
         </w:r>
       </w:ins>
-      <w:ins w:id="260" w:author="PR Preview" w:date="2026-01-01T00:00:00Z">
+      <w:ins w:id="283" w:author="PR Preview" w:date="2026-01-01T00:00:00Z">
         <w:r>
           <w:t xml:space="preserve"> </w:t>
         </w:r>
@@ -3549,17 +4165,17 @@
           <m:t>)</m:t>
         </m:r>
       </m:oMath>
-      <w:ins w:id="261" w:author="PR Preview" w:date="2026-01-01T00:00:00Z">
-        <w:r>
-          <w:t xml:space="preserve"> </w:t>
-        </w:r>
-      </w:ins>
-      <w:ins w:id="262" w:author="PR Preview" w:date="2026-01-01T00:00:00Z">
+      <w:ins w:id="284" w:author="PR Preview" w:date="2026-01-01T00:00:00Z">
+        <w:r>
+          <w:t xml:space="preserve"> </w:t>
+        </w:r>
+      </w:ins>
+      <w:ins w:id="285" w:author="PR Preview" w:date="2026-01-01T00:00:00Z">
         <w:r>
           <w:t xml:space="preserve">to that point is some</w:t>
         </w:r>
       </w:ins>
-      <w:ins w:id="263" w:author="PR Preview" w:date="2026-01-01T00:00:00Z">
+      <w:ins w:id="286" w:author="PR Preview" w:date="2026-01-01T00:00:00Z">
         <w:r>
           <w:t xml:space="preserve"> </w:t>
         </w:r>
@@ -3599,22 +4215,22 @@
           <m:t>]</m:t>
         </m:r>
       </m:oMath>
-      <w:ins w:id="264" w:author="PR Preview" w:date="2026-01-01T00:00:00Z">
+      <w:ins w:id="287" w:author="PR Preview" w:date="2026-01-01T00:00:00Z">
         <w:r>
           <w:t xml:space="preserve">,</w:t>
         </w:r>
       </w:ins>
-      <w:ins w:id="265" w:author="PR Preview" w:date="2026-01-01T00:00:00Z">
-        <w:r>
-          <w:t xml:space="preserve"> </w:t>
-        </w:r>
-      </w:ins>
-      <w:ins w:id="266" w:author="PR Preview" w:date="2026-01-01T00:00:00Z">
+      <w:ins w:id="288" w:author="PR Preview" w:date="2026-01-01T00:00:00Z">
+        <w:r>
+          <w:t xml:space="preserve"> </w:t>
+        </w:r>
+      </w:ins>
+      <w:ins w:id="289" w:author="PR Preview" w:date="2026-01-01T00:00:00Z">
         <w:r>
           <w:t xml:space="preserve">so</w:t>
         </w:r>
       </w:ins>
-      <w:ins w:id="267" w:author="PR Preview" w:date="2026-01-01T00:00:00Z">
+      <w:ins w:id="290" w:author="PR Preview" w:date="2026-01-01T00:00:00Z">
         <w:r>
           <w:t xml:space="preserve"> </w:t>
         </w:r>
@@ -3627,17 +4243,17 @@
           <m:t>cos</m:t>
         </m:r>
       </m:oMath>
-      <w:ins w:id="268" w:author="PR Preview" w:date="2026-01-01T00:00:00Z">
-        <w:r>
-          <w:t xml:space="preserve"> </w:t>
-        </w:r>
-      </w:ins>
-      <w:ins w:id="269" w:author="PR Preview" w:date="2026-01-01T00:00:00Z">
+      <w:ins w:id="291" w:author="PR Preview" w:date="2026-01-01T00:00:00Z">
+        <w:r>
+          <w:t xml:space="preserve"> </w:t>
+        </w:r>
+      </w:ins>
+      <w:ins w:id="292" w:author="PR Preview" w:date="2026-01-01T00:00:00Z">
         <w:r>
           <w:t xml:space="preserve">takes every value in</w:t>
         </w:r>
       </w:ins>
-      <w:ins w:id="270" w:author="PR Preview" w:date="2026-01-01T00:00:00Z">
+      <w:ins w:id="293" w:author="PR Preview" w:date="2026-01-01T00:00:00Z">
         <w:r>
           <w:t xml:space="preserve"> </w:t>
         </w:r>
@@ -3674,67 +4290,74 @@
           <m:t>]</m:t>
         </m:r>
       </m:oMath>
-      <w:ins w:id="271" w:author="PR Preview" w:date="2026-01-01T00:00:00Z">
+      <w:ins w:id="294" w:author="PR Preview" w:date="2026-01-01T00:00:00Z">
         <w:r>
           <w:t xml:space="preserve">.</w:t>
         </w:r>
       </w:ins>
-      <w:ins w:id="272" w:author="PR Preview" w:date="2026-01-01T00:00:00Z">
-        <w:r>
-          <w:t xml:space="preserve"> </w:t>
-        </w:r>
-      </w:ins>
-      <w:ins w:id="273" w:author="PR Preview" w:date="2026-01-01T00:00:00Z">
-        <w:r>
-          <w:t xml:space="preserve">A one-to-one continuous function that goes from</w:t>
-        </w:r>
-      </w:ins>
-      <w:ins w:id="274" w:author="PR Preview" w:date="2026-01-01T00:00:00Z">
-        <w:r>
-          <w:t xml:space="preserve"> </w:t>
-        </w:r>
-      </w:ins>
-      <m:oMath>
+      <w:ins w:id="295" w:author="PR Preview" w:date="2026-01-01T00:00:00Z">
+        <w:r>
+          <w:t xml:space="preserve"> </w:t>
+        </w:r>
+      </w:ins>
+      <w:ins w:id="296" w:author="PR Preview" w:date="2026-01-01T00:00:00Z">
+        <w:r>
+          <w:t xml:space="preserve">Finally, move along the upper half circle from</w:t>
+        </w:r>
+      </w:ins>
+      <w:ins w:id="297" w:author="PR Preview" w:date="2026-01-01T00:00:00Z">
+        <w:r>
+          <w:t xml:space="preserve"> </w:t>
+        </w:r>
+      </w:ins>
+      <m:oMath>
+        <m:r>
+          <m:rPr>
+            <m:sty m:val="p"/>
+          </m:rPr>
+          <m:t>(</m:t>
+        </m:r>
         <m:r>
           <m:t>1</m:t>
         </m:r>
-      </m:oMath>
-      <w:ins w:id="275" w:author="PR Preview" w:date="2026-01-01T00:00:00Z">
-        <w:r>
-          <w:t xml:space="preserve"> </w:t>
-        </w:r>
-      </w:ins>
-      <w:ins w:id="276" w:author="PR Preview" w:date="2026-01-01T00:00:00Z">
-        <w:r>
-          <w:t xml:space="preserve">at</w:t>
-        </w:r>
-      </w:ins>
-      <w:ins w:id="277" w:author="PR Preview" w:date="2026-01-01T00:00:00Z">
-        <w:r>
-          <w:t xml:space="preserve"> </w:t>
-        </w:r>
-      </w:ins>
-      <m:oMath>
+        <m:r>
+          <m:rPr>
+            <m:sty m:val="p"/>
+          </m:rPr>
+          <m:t>,</m:t>
+        </m:r>
         <m:r>
           <m:t>0</m:t>
         </m:r>
-      </m:oMath>
-      <w:ins w:id="278" w:author="PR Preview" w:date="2026-01-01T00:00:00Z">
-        <w:r>
-          <w:t xml:space="preserve"> </w:t>
-        </w:r>
-      </w:ins>
-      <w:ins w:id="279" w:author="PR Preview" w:date="2026-01-01T00:00:00Z">
+        <m:r>
+          <m:rPr>
+            <m:sty m:val="p"/>
+          </m:rPr>
+          <m:t>)</m:t>
+        </m:r>
+      </m:oMath>
+      <w:ins w:id="298" w:author="PR Preview" w:date="2026-01-01T00:00:00Z">
+        <w:r>
+          <w:t xml:space="preserve"> </w:t>
+        </w:r>
+      </w:ins>
+      <w:ins w:id="299" w:author="PR Preview" w:date="2026-01-01T00:00:00Z">
         <w:r>
           <w:t xml:space="preserve">to</w:t>
         </w:r>
       </w:ins>
-      <w:ins w:id="280" w:author="PR Preview" w:date="2026-01-01T00:00:00Z">
-        <w:r>
-          <w:t xml:space="preserve"> </w:t>
-        </w:r>
-      </w:ins>
-      <m:oMath>
+      <w:ins w:id="300" w:author="PR Preview" w:date="2026-01-01T00:00:00Z">
+        <w:r>
+          <w:t xml:space="preserve"> </w:t>
+        </w:r>
+      </w:ins>
+      <m:oMath>
+        <m:r>
+          <m:rPr>
+            <m:sty m:val="p"/>
+          </m:rPr>
+          <m:t>(</m:t>
+        </m:r>
         <m:r>
           <m:rPr>
             <m:sty m:val="p"/>
@@ -3744,18 +4367,73 @@
         <m:r>
           <m:t>1</m:t>
         </m:r>
-      </m:oMath>
-      <w:ins w:id="281" w:author="PR Preview" w:date="2026-01-01T00:00:00Z">
-        <w:r>
-          <w:t xml:space="preserve"> </w:t>
-        </w:r>
-      </w:ins>
-      <w:ins w:id="282" w:author="PR Preview" w:date="2026-01-01T00:00:00Z">
-        <w:r>
-          <w:t xml:space="preserve">at</w:t>
-        </w:r>
-      </w:ins>
-      <w:ins w:id="283" w:author="PR Preview" w:date="2026-01-01T00:00:00Z">
+        <m:r>
+          <m:rPr>
+            <m:sty m:val="p"/>
+          </m:rPr>
+          <m:t>,</m:t>
+        </m:r>
+        <m:r>
+          <m:t>0</m:t>
+        </m:r>
+        <m:r>
+          <m:rPr>
+            <m:sty m:val="p"/>
+          </m:rPr>
+          <m:t>)</m:t>
+        </m:r>
+      </m:oMath>
+      <w:ins w:id="301" w:author="PR Preview" w:date="2026-01-01T00:00:00Z">
+        <w:r>
+          <w:t xml:space="preserve"> </w:t>
+        </w:r>
+      </w:ins>
+      <w:ins w:id="302" w:author="PR Preview" w:date="2026-01-01T00:00:00Z">
+        <w:r>
+          <w:t xml:space="preserve">as</w:t>
+        </w:r>
+      </w:ins>
+      <w:ins w:id="303" w:author="PR Preview" w:date="2026-01-01T00:00:00Z">
+        <w:r>
+          <w:t xml:space="preserve"> </w:t>
+        </w:r>
+      </w:ins>
+      <m:oMath>
+        <m:r>
+          <m:t>θ</m:t>
+        </m:r>
+      </m:oMath>
+      <w:ins w:id="304" w:author="PR Preview" w:date="2026-01-01T00:00:00Z">
+        <w:r>
+          <w:t xml:space="preserve"> </w:t>
+        </w:r>
+      </w:ins>
+      <w:ins w:id="305" w:author="PR Preview" w:date="2026-01-01T00:00:00Z">
+        <w:r>
+          <w:t xml:space="preserve">increases from</w:t>
+        </w:r>
+      </w:ins>
+      <w:ins w:id="306" w:author="PR Preview" w:date="2026-01-01T00:00:00Z">
+        <w:r>
+          <w:t xml:space="preserve"> </w:t>
+        </w:r>
+      </w:ins>
+      <m:oMath>
+        <m:r>
+          <m:t>0</m:t>
+        </m:r>
+      </m:oMath>
+      <w:ins w:id="307" w:author="PR Preview" w:date="2026-01-01T00:00:00Z">
+        <w:r>
+          <w:t xml:space="preserve"> </w:t>
+        </w:r>
+      </w:ins>
+      <w:ins w:id="308" w:author="PR Preview" w:date="2026-01-01T00:00:00Z">
+        <w:r>
+          <w:t xml:space="preserve">to</w:t>
+        </w:r>
+      </w:ins>
+      <w:ins w:id="309" w:author="PR Preview" w:date="2026-01-01T00:00:00Z">
         <w:r>
           <w:t xml:space="preserve"> </w:t>
         </w:r>
@@ -3765,14 +4443,100 @@
           <m:t>π</m:t>
         </m:r>
       </m:oMath>
-      <w:ins w:id="284" w:author="PR Preview" w:date="2026-01-01T00:00:00Z">
-        <w:r>
-          <w:t xml:space="preserve"> </w:t>
-        </w:r>
-      </w:ins>
-      <w:ins w:id="285" w:author="PR Preview" w:date="2026-01-01T00:00:00Z">
-        <w:r>
-          <w:t xml:space="preserve">is decreasing.</w:t>
+      <w:ins w:id="310" w:author="PR Preview" w:date="2026-01-01T00:00:00Z">
+        <w:r>
+          <w:t xml:space="preserve">.</w:t>
+        </w:r>
+      </w:ins>
+      <w:ins w:id="311" w:author="PR Preview" w:date="2026-01-01T00:00:00Z">
+        <w:r>
+          <w:t xml:space="preserve"> </w:t>
+        </w:r>
+      </w:ins>
+      <w:ins w:id="312" w:author="PR Preview" w:date="2026-01-01T00:00:00Z">
+        <w:r>
+          <w:t xml:space="preserve">The first coordinate never takes the same value twice, so it never turns back.</w:t>
+        </w:r>
+      </w:ins>
+      <w:ins w:id="313" w:author="PR Preview" w:date="2026-01-01T00:00:00Z">
+        <w:r>
+          <w:t xml:space="preserve"> </w:t>
+        </w:r>
+      </w:ins>
+      <w:ins w:id="314" w:author="PR Preview" w:date="2026-01-01T00:00:00Z">
+        <w:r>
+          <w:t xml:space="preserve">It starts at</w:t>
+        </w:r>
+      </w:ins>
+      <w:ins w:id="315" w:author="PR Preview" w:date="2026-01-01T00:00:00Z">
+        <w:r>
+          <w:t xml:space="preserve"> </w:t>
+        </w:r>
+      </w:ins>
+      <m:oMath>
+        <m:r>
+          <m:rPr>
+            <m:sty m:val="p"/>
+          </m:rPr>
+          <m:t>cos</m:t>
+        </m:r>
+        <m:r>
+          <m:t>0</m:t>
+        </m:r>
+        <m:r>
+          <m:rPr>
+            <m:sty m:val="p"/>
+          </m:rPr>
+          <m:t>=</m:t>
+        </m:r>
+        <m:r>
+          <m:t>1</m:t>
+        </m:r>
+      </m:oMath>
+      <w:ins w:id="316" w:author="PR Preview" w:date="2026-01-01T00:00:00Z">
+        <w:r>
+          <w:t xml:space="preserve"> </w:t>
+        </w:r>
+      </w:ins>
+      <w:ins w:id="317" w:author="PR Preview" w:date="2026-01-01T00:00:00Z">
+        <w:r>
+          <w:t xml:space="preserve">and ends at</w:t>
+        </w:r>
+      </w:ins>
+      <w:ins w:id="318" w:author="PR Preview" w:date="2026-01-01T00:00:00Z">
+        <w:r>
+          <w:t xml:space="preserve"> </w:t>
+        </w:r>
+      </w:ins>
+      <m:oMath>
+        <m:r>
+          <m:rPr>
+            <m:sty m:val="p"/>
+          </m:rPr>
+          <m:t>cos</m:t>
+        </m:r>
+        <m:r>
+          <m:t>π</m:t>
+        </m:r>
+        <m:r>
+          <m:rPr>
+            <m:sty m:val="p"/>
+          </m:rPr>
+          <m:t>=</m:t>
+        </m:r>
+        <m:r>
+          <m:rPr>
+            <m:sty m:val="p"/>
+          </m:rPr>
+          <m:t>−</m:t>
+        </m:r>
+        <m:r>
+          <m:t>1</m:t>
+        </m:r>
+      </m:oMath>
+      <w:ins w:id="319" w:author="PR Preview" w:date="2026-01-01T00:00:00Z">
+        <w:r>
+          <w:t xml:space="preserve">, so it only decreases.</w:t>
         </w:r>
       </w:ins>
     </w:p>

--- a/pr-preview/pr-308/algebra-trigonometry-tracked-changes.docx
+++ b/pr-preview/pr-308/algebra-trigonometry-tracked-changes.docx
@@ -18,7 +18,7 @@
       </w:pPr>
       <w:ins w:id="2" w:author="PR Preview" w:date="2026-01-01T00:00:00Z">
         <w:r>
-          <w:t xml:space="preserve">Last modified: 2026-10-15 05:19:02 (PDT)</w:t>
+          <w:t xml:space="preserve">Last modified: 2026-10-15 06:49:18 (PDT)</w:t>
         </w:r>
       </w:ins>
     </w:p>
